--- a/docs/daily-docs/课件第二天.docx
+++ b/docs/daily-docs/课件第二天.docx
@@ -533,7 +533,7 @@
           <w:rFonts w:hint="eastAsia"/>
           <w:lang w:val="en-US" w:eastAsia="zh-CN"/>
         </w:rPr>
-        <w:t>竞品降价、上新、负面舆情会直接转化为本企业外部机会或威胁，反向映照我方产品、定价短板，实现量化对标。</w:t>
+        <w:t>区域供应源降价、新产季上市、质量监管风险会直接转化为采购机会或供应威胁，反向映照当前采购渠道、成本和质量控制短板，实现量化对标。</w:t>
       </w:r>
     </w:p>
     <w:p>
@@ -593,7 +593,7 @@
           <w:rFonts w:hint="eastAsia"/>
           <w:lang w:val="en-US" w:eastAsia="zh-CN"/>
         </w:rPr>
-        <w:t>1. 价格战：对应同业竞争，竞品调价、促销活动，研判我方定价优势/威胁；</w:t>
+        <w:t>1. 价格战：对应区域供应源之间的批发价、到货价和异常价差竞争，研判采购优势/威胁；</w:t>
       </w:r>
     </w:p>
     <w:p>
@@ -1923,7 +1923,7 @@
           <w:rFonts w:hint="eastAsia"/>
           <w:lang w:val="en-US" w:eastAsia="zh-CN"/>
         </w:rPr>
-        <w:t xml:space="preserve">    result = rag_chain.invoke("竞品A价格相关资讯")</w:t>
+        <w:t xml:space="preserve">    result = rag_chain.invoke("山东寿光黄瓜批发价相关资讯")</w:t>
       </w:r>
     </w:p>
     <w:p>
@@ -2623,7 +2623,7 @@
           <w:rFonts w:hint="eastAsia"/>
           <w:lang w:val="en-US" w:eastAsia="zh-CN"/>
         </w:rPr>
-        <w:t xml:space="preserve">    从舆情文本提取竞品价格、促销信息</w:t>
+        <w:t xml:space="preserve">    从公开行情文本提取区域供应源价格、价差信息</w:t>
       </w:r>
     </w:p>
     <w:p>
@@ -3062,7 +3062,7 @@
           <w:rFonts w:hint="eastAsia"/>
           <w:lang w:val="en-US" w:eastAsia="zh-CN"/>
         </w:rPr>
-        <w:t xml:space="preserve">    text = "竞品A全线降价10%，同时推出新款产品搭载智能功能"</w:t>
+        <w:t xml:space="preserve">    text = "山东寿光黄瓜批发价下调0.2元/kg，同时河北黄瓜受降雨影响到货减少"</w:t>
       </w:r>
     </w:p>
     <w:p>
@@ -3820,7 +3820,7 @@
           <w:rFonts w:hint="eastAsia"/>
           <w:lang w:val="en-US" w:eastAsia="zh-CN"/>
         </w:rPr>
-        <w:t xml:space="preserve">    query = "分析这条资讯里的价格和新品信息：竞品A全线降价10%，发布新款智能机型"</w:t>
+        <w:t xml:space="preserve">    query = "分析这条资讯里的价格和供应动态：山东寿光黄瓜批发价下调0.2元/kg，河北黄瓜受降雨影响到货减少"</w:t>
       </w:r>
     </w:p>
     <w:p>
@@ -4651,7 +4651,7 @@
           <w:rFonts w:hint="eastAsia"/>
           <w:lang w:val="en-US" w:eastAsia="zh-CN"/>
         </w:rPr>
-        <w:t xml:space="preserve">    res1 = agent_executor.invoke({"input": "分析资讯：竞品A降价10%并发布新款机型"})</w:t>
+        <w:t xml:space="preserve">    res1 = agent_executor.invoke({"input": "分析资讯：山东寿光黄瓜批发价下调，河北黄瓜到货减少"})</w:t>
       </w:r>
     </w:p>
     <w:p>
